--- a/informes-growth/besi-2026-10-14/BE Semiconductor - growth - 2026-10-14.docx
+++ b/informes-growth/besi-2026-10-14/BE Semiconductor - growth - 2026-10-14.docx
@@ -3065,7 +3065,7 @@
         <w:t xml:space="preserve">Contraste con el consenso</w:t>
       </w:r>
       <w:r>
-        <w:t xml:space="preserve">: el consenso de ventas es de ~1.340 M en 2027 y ~1.670 M en 2028 [4], muy por encima de la base mecánica de 1.178 M para jun-2028, que es casi lo que ya da la cartera de pedidos para los próximos 12 meses. El precio objetivo medio es de ~271 EUR, pero no recoge del todo las rebajas de octubre: UBS 159, BofA 212, Morningstar 265 [4][7][14].</w:t>
+        <w:t xml:space="preserve">: el consenso de ventas es de ~1.340 M en 2027 y ~1.670 M en 2028 [4], muy por encima de la base mecánica de 1.178 M para jun-2028, que es casi lo que ya da la cartera de pedidos para los próximos 12 meses. El precio objetivo medio es de, pero no recoge del todo las rebajas de octubre: UBS 159, BofA 212, Morningstar 265 [4][7][14].</w:t>
       </w:r>
     </w:p>
     <w:p>
@@ -3913,7 +3913,7 @@
         <w:pStyle w:val="FirstParagraph"/>
       </w:pPr>
       <w:r>
-        <w:t xml:space="preserve">La cartera value propuesta de Hotis es de ~29.800 EUR: IGLN (oro), Edenred, Daiichi Sankyo, Uber, Viscofan, Alphabet, Netflix, SAP, Intuit, Nemetschek, LVMH y ~6.300 EUR de liquidez. Hay 8 empresas growth ya analizadas (</w:t>
+        <w:t xml:space="preserve">La cartera value propuesta de Hotis: IGLN (oro), Edenred, Daiichi Sankyo, Uber, Viscofan, Alphabet, Netflix, SAP, Intuit, Nemetschek, LVMH y liquidez. Hay 8 empresas growth ya analizadas (</w:t>
       </w:r>
       <w:r>
         <w:rPr>
@@ -3940,7 +3940,7 @@
         <w:t xml:space="preserve"> </w:t>
       </w:r>
       <w:r>
-        <w:t xml:space="preserve">La regla da Vender (ponderada −23 %) y el precio máximo de compra es de 125,7 EUR, un 27 % por debajo. Además, la cartera no tiene equipos de semiconductores. Besi diversificaría frente al software (SAP, Intuit, Nemetschek, Alphabet), pero añadiría un riesgo cíclico y de una sola tecnología que el método todavía no paga. La liquidez de ~6.300 EUR se queda como está (ya comprometida en parte con las compras growth y las órdenes value).</w:t>
+        <w:t xml:space="preserve">La regla da Vender (ponderada −23 %) y el precio máximo de compra es de 125,7 EUR, un 27 % por debajo. Además, la cartera no tiene equipos de semiconductores. Besi diversificaría frente al software (SAP, Intuit, Nemetschek, Alphabet), pero añadiría un riesgo cíclico y de una sola tecnología que el método todavía no paga. La liquidez se queda como está (ya comprometida en parte con las compras growth y las órdenes value).</w:t>
       </w:r>
     </w:p>
     <w:p>
@@ -3961,7 +3961,7 @@
         <w:t xml:space="preserve"> </w:t>
       </w:r>
       <w:r>
-        <w:t xml:space="preserve">- Por debajo de ~126 EUR sin cambio de tesis, en dos tramos (mitad a ese precio y mitad tras los siguientes resultados), con un peso del 3,5 %.</w:t>
+        <w:t xml:space="preserve">- Por debajo de sin cambio de tesis, en dos tramos (mitad a ese precio y mitad tras los siguientes resultados), con un peso del 3,5 %.</w:t>
       </w:r>
       <w:r>
         <w:t xml:space="preserve"> </w:t>

--- a/informes-growth/besi-2026-10-14/BE Semiconductor - growth - 2026-10-14.docx
+++ b/informes-growth/besi-2026-10-14/BE Semiconductor - growth - 2026-10-14.docx
@@ -20,52 +20,31 @@
           <w:bCs/>
           <w:b/>
         </w:rPr>
-        <w:t xml:space="preserve">Señal (método v7): Vender (no comprar)</w:t>
-      </w:r>
-      <w:r>
-        <w:t xml:space="preserve"> </w:t>
-      </w:r>
-      <w:r>
-        <w:t xml:space="preserve">· Puntuación 63,3/100 · Señales de cambio de tendencia 2/8 · EV/beneficio bruto 18,7x</w:t>
-      </w:r>
-      <w:r>
-        <w:t xml:space="preserve"> </w:t>
-      </w:r>
-      <w:r>
-        <w:t xml:space="preserve">Precio 172,5 EUR · Objetivo 12 m 131,3 EUR (ponderada −23,0 %, base −26,9 %, bajista −63,8 %, alcista +25,5 %) · Compra hasta 125,7 EUR</w:t>
-      </w:r>
-      <w:r>
-        <w:t xml:space="preserve"> </w:t>
-      </w:r>
-      <w:r>
-        <w:t xml:space="preserve">Peso orientativo: no entra · Por qué: ponderada ≤ −10 %</w:t>
-      </w:r>
-    </w:p>
-    <w:p>
-      <w:pPr>
-        <w:pStyle w:val="BlockText"/>
-      </w:pPr>
-      <w:r>
-        <w:rPr>
-          <w:bCs/>
-          <w:b/>
-        </w:rPr>
-        <w:t xml:space="preserve">Calculado con el método v7</w:t>
-      </w:r>
-      <w:r>
-        <w:t xml:space="preserve"> </w:t>
-      </w:r>
-      <w:r>
-        <w:t xml:space="preserve">(</w:t>
-      </w:r>
-      <w:r>
-        <w:rPr>
-          <w:rStyle w:val="VerbatimChar"/>
-        </w:rPr>
-        <w:t xml:space="preserve">verticales/growth/metodo.md</w:t>
-      </w:r>
-      <w:r>
-        <w:t xml:space="preserve">). Ventas con la regla mecánica (1.178 M EUR en el base, 943 M en el bajista y 1.279 M en el alcista para los 12 meses a jun-2028) y múltiplo de hoy con la rebaja máxima por desaceleración (5,0x / 8,4x / 13,4x EV/ventas NTM). La proyección del analista (1.150 / 1.450 / 1.700 M) y el consenso (~1.670 M en 2028) quedan solo como contraste. La conclusión aguanta las variantes razonables de los datos (sección 9).</w:t>
+        <w:t xml:space="preserve">Señal (método vigente v11): Vender</w:t>
+      </w:r>
+      <w:r>
+        <w:t xml:space="preserve"> </w:t>
+      </w:r>
+      <w:r>
+        <w:t xml:space="preserve">· Puntuación 63,3/100 · Señales de cambio de tendencia 2/8 · EV/ventas NTM 12,0 veces</w:t>
+      </w:r>
+      <w:r>
+        <w:t xml:space="preserve"> </w:t>
+      </w:r>
+      <w:r>
+        <w:t xml:space="preserve">Precio 172,50 EUR (fecha del informe) · Objetivo 12 m 131,3 EUR · Ponderada −23,0 % · Base −26,9 % · Bajista −63,8 % · Alcista +25,5 % · Compra hasta 124,0 EUR</w:t>
+      </w:r>
+      <w:r>
+        <w:t xml:space="preserve"> </w:t>
+      </w:r>
+      <w:r>
+        <w:t xml:space="preserve">Peso orientativo: 0 % de la cartera · Por qué: ponderada ≤ -10 %</w:t>
+      </w:r>
+      <w:r>
+        <w:t xml:space="preserve"> </w:t>
+      </w:r>
+      <w:r>
+        <w:t xml:space="preserve">Cabecera rehecha con la v11 el 15-oct (auditoría de homogeneidad). Antes decía (método v7): Vender (no comprar). El texto de abajo puede citar cifras de esa versión anterior; mandan las de esta cabecera.</w:t>
       </w:r>
     </w:p>
     <w:bookmarkStart w:id="20" w:name="la-tesis-en-cinco-líneas"/>
